--- a/אביב תשפו תרגיל בית 1אקולוגי (1).docx
+++ b/אביב תשפו תרגיל בית 1אקולוגי (1).docx
@@ -243,7 +243,6 @@
         </w:rPr>
         <w:t xml:space="preserve">שם הצוות: </w:t>
       </w:r>
-      <w:proofErr w:type="spellStart"/>
       <w:r>
         <w:rPr>
           <w:rFonts w:ascii="Arial" w:eastAsia="Arial" w:hAnsi="Arial" w:cs="Arial"/>
@@ -254,7 +253,6 @@
         </w:rPr>
         <w:t>ecobot</w:t>
       </w:r>
-      <w:proofErr w:type="spellEnd"/>
     </w:p>
     <w:p>
       <w:pPr>
@@ -268,32 +266,41 @@
         <w:ind w:left="360"/>
         <w:jc w:val="center"/>
         <w:rPr>
+          <w:rFonts w:ascii="Arial" w:eastAsia="Arial" w:hAnsi="Arial" w:cs="Arial"/>
+          <w:b/>
+          <w:sz w:val="24"/>
+          <w:szCs w:val="24"/>
+          <w:rtl/>
+        </w:rPr>
+      </w:pPr>
+      <w:r>
+        <w:rPr>
+          <w:rFonts w:ascii="Arial" w:eastAsia="Arial" w:hAnsi="Arial" w:cs="Arial"/>
+          <w:b/>
+          <w:sz w:val="24"/>
+          <w:szCs w:val="24"/>
+          <w:rtl/>
+        </w:rPr>
+        <w:t>קישור לתיקיית גיט:</w:t>
+      </w:r>
+      <w:r>
+        <w:rPr>
           <w:rFonts w:ascii="Arial" w:eastAsia="Arial" w:hAnsi="Arial" w:cs="Arial" w:hint="cs"/>
           <w:b/>
           <w:sz w:val="24"/>
           <w:szCs w:val="24"/>
           <w:rtl/>
         </w:rPr>
-      </w:pPr>
+        <w:t xml:space="preserve"> </w:t>
+      </w:r>
       <w:r>
         <w:rPr>
           <w:rFonts w:ascii="Arial" w:eastAsia="Arial" w:hAnsi="Arial" w:cs="Arial"/>
           <w:b/>
           <w:sz w:val="24"/>
           <w:szCs w:val="24"/>
-          <w:rtl/>
-        </w:rPr>
-        <w:t>קישור לתיקיית גיט:</w:t>
-      </w:r>
-      <w:r>
-        <w:rPr>
-          <w:rFonts w:ascii="Arial" w:eastAsia="Arial" w:hAnsi="Arial" w:cs="Arial" w:hint="cs"/>
-          <w:b/>
-          <w:sz w:val="24"/>
-          <w:szCs w:val="24"/>
-          <w:rtl/>
-        </w:rPr>
-        <w:t xml:space="preserve"> </w:t>
+        </w:rPr>
+        <w:t>https://github.com/Aymanserhan7/HW1_ecobot</w:t>
       </w:r>
     </w:p>
     <w:p>
@@ -611,15 +618,7 @@
               <w:t>הגדרת הרעיון המרכזי של</w:t>
             </w:r>
             <w:r>
-              <w:t xml:space="preserve"> </w:t>
-            </w:r>
-            <w:proofErr w:type="spellStart"/>
-            <w:r>
-              <w:t>EcoBot</w:t>
-            </w:r>
-            <w:proofErr w:type="spellEnd"/>
-            <w:r>
-              <w:t xml:space="preserve">, </w:t>
+              <w:t xml:space="preserve"> EcoBot, </w:t>
             </w:r>
             <w:r>
               <w:rPr>
@@ -795,15 +794,7 @@
               <w:t>הוספת קישור</w:t>
             </w:r>
             <w:r>
-              <w:t xml:space="preserve"> </w:t>
-            </w:r>
-            <w:proofErr w:type="spellStart"/>
-            <w:r>
-              <w:t>Colab</w:t>
-            </w:r>
-            <w:proofErr w:type="spellEnd"/>
-            <w:r>
-              <w:t xml:space="preserve"> </w:t>
+              <w:t xml:space="preserve"> Colab </w:t>
             </w:r>
             <w:r>
               <w:rPr>
@@ -930,7 +921,6 @@
         </w:rPr>
         <w:br/>
       </w:r>
-      <w:proofErr w:type="spellStart"/>
       <w:r>
         <w:rPr>
           <w:rStyle w:val="Strong"/>
@@ -938,7 +928,6 @@
         </w:rPr>
         <w:t>EcoBot</w:t>
       </w:r>
-      <w:proofErr w:type="spellEnd"/>
     </w:p>
     <w:p>
       <w:pPr>
@@ -974,43 +963,14 @@
           <w:rFonts w:ascii="Arial" w:hAnsi="Arial" w:cs="Arial"/>
         </w:rPr>
         <w:br/>
-      </w:r>
-      <w:proofErr w:type="spellStart"/>
-      <w:proofErr w:type="gramStart"/>
+        <w:t xml:space="preserve">EcoBot </w:t>
+      </w:r>
       <w:r>
         <w:rPr>
           <w:rFonts w:ascii="Arial" w:hAnsi="Arial" w:cs="Arial"/>
-        </w:rPr>
-        <w:t>EcoBot</w:t>
-      </w:r>
-      <w:proofErr w:type="spellEnd"/>
-      <w:r>
-        <w:rPr>
-          <w:rFonts w:ascii="Arial" w:hAnsi="Arial" w:cs="Arial"/>
-        </w:rPr>
-        <w:t xml:space="preserve"> </w:t>
-      </w:r>
-      <w:r>
-        <w:rPr>
-          <w:rFonts w:ascii="Arial" w:hAnsi="Arial" w:cs="Arial"/>
-          <w:rtl/>
-        </w:rPr>
-        <w:t xml:space="preserve"> </w:t>
-      </w:r>
-      <w:r>
-        <w:rPr>
-          <w:rFonts w:ascii="Arial" w:hAnsi="Arial" w:cs="Arial"/>
-          <w:rtl/>
-        </w:rPr>
-        <w:t>היא</w:t>
-      </w:r>
-      <w:proofErr w:type="gramEnd"/>
-      <w:r>
-        <w:rPr>
-          <w:rFonts w:ascii="Arial" w:hAnsi="Arial" w:cs="Arial"/>
-          <w:rtl/>
-        </w:rPr>
-        <w:t xml:space="preserve"> אפליקציה המחוברת לרובוט נייד עם חיישני</w:t>
+          <w:rtl/>
+        </w:rPr>
+        <w:t xml:space="preserve"> היא אפליקציה המחוברת לרובוט נייד עם חיישני</w:t>
       </w:r>
       <w:r>
         <w:rPr>
@@ -1052,21 +1012,7 @@
         <w:rPr>
           <w:rFonts w:ascii="Arial" w:hAnsi="Arial" w:cs="Arial"/>
         </w:rPr>
-        <w:t xml:space="preserve">, </w:t>
-      </w:r>
-      <w:proofErr w:type="spellStart"/>
-      <w:r>
-        <w:rPr>
-          <w:rFonts w:ascii="Arial" w:hAnsi="Arial" w:cs="Arial"/>
-        </w:rPr>
-        <w:t>EcoBot</w:t>
-      </w:r>
-      <w:proofErr w:type="spellEnd"/>
-      <w:r>
-        <w:rPr>
-          <w:rFonts w:ascii="Arial" w:hAnsi="Arial" w:cs="Arial"/>
-        </w:rPr>
-        <w:t xml:space="preserve"> </w:t>
+        <w:t xml:space="preserve">, EcoBot </w:t>
       </w:r>
       <w:r>
         <w:rPr>
@@ -1179,6 +1125,7 @@
       <w:r>
         <w:rPr>
           <w:rFonts w:ascii="Arial" w:eastAsia="Arial" w:hAnsi="Arial" w:cs="Arial"/>
+          <w:noProof/>
           <w:sz w:val="24"/>
           <w:szCs w:val="24"/>
           <w:rtl/>
@@ -1887,7 +1834,6 @@
           <w:rFonts w:asciiTheme="minorBidi" w:hAnsiTheme="minorBidi" w:cstheme="minorBidi"/>
         </w:rPr>
       </w:pPr>
-      <w:proofErr w:type="gramStart"/>
       <w:r>
         <w:rPr>
           <w:rStyle w:val="Strong"/>
@@ -1906,22 +1852,7 @@
           <w:rFonts w:asciiTheme="minorBidi" w:hAnsiTheme="minorBidi" w:cstheme="minorBidi"/>
           <w:rtl/>
         </w:rPr>
-        <w:t>.ץ</w:t>
-      </w:r>
-      <w:r>
-        <w:rPr>
-          <w:rFonts w:asciiTheme="minorBidi" w:hAnsiTheme="minorBidi" w:cstheme="minorBidi"/>
-          <w:rtl/>
-        </w:rPr>
-        <w:t>כיום</w:t>
-      </w:r>
-      <w:proofErr w:type="gramEnd"/>
-      <w:r>
-        <w:rPr>
-          <w:rFonts w:asciiTheme="minorBidi" w:hAnsiTheme="minorBidi" w:cstheme="minorBidi"/>
-          <w:rtl/>
-        </w:rPr>
-        <w:t xml:space="preserve"> אני אוסף נתונים באופן ידני בעזרת מכשירי מדידה שונים, כמו מד טמפרטורה ומד לחות. אני עובר בין כמה נקודות בשטח ורושם את הנתונים בטבלה</w:t>
+        <w:t>.ץכיום אני אוסף נתונים באופן ידני בעזרת מכשירי מדידה שונים, כמו מד טמפרטורה ומד לחות. אני עובר בין כמה נקודות בשטח ורושם את הנתונים בטבלה</w:t>
       </w:r>
       <w:r>
         <w:rPr>
@@ -1943,14 +1874,7 @@
           <w:rStyle w:val="Strong"/>
           <w:rFonts w:asciiTheme="minorBidi" w:hAnsiTheme="minorBidi" w:cstheme="minorBidi"/>
         </w:rPr>
-        <w:t>.</w:t>
-      </w:r>
-      <w:r>
-        <w:rPr>
-          <w:rStyle w:val="Strong"/>
-          <w:rFonts w:asciiTheme="minorBidi" w:hAnsiTheme="minorBidi" w:cstheme="minorBidi"/>
-        </w:rPr>
-        <w:t>2.</w:t>
+        <w:t>.2.</w:t>
       </w:r>
       <w:r>
         <w:rPr>
@@ -1985,14 +1909,7 @@
           <w:rStyle w:val="Strong"/>
           <w:rFonts w:asciiTheme="minorBidi" w:hAnsiTheme="minorBidi" w:cstheme="minorBidi"/>
         </w:rPr>
-        <w:t>.</w:t>
-      </w:r>
-      <w:r>
-        <w:rPr>
-          <w:rStyle w:val="Strong"/>
-          <w:rFonts w:asciiTheme="minorBidi" w:hAnsiTheme="minorBidi" w:cstheme="minorBidi"/>
-        </w:rPr>
-        <w:t>3.</w:t>
+        <w:t>.3.</w:t>
       </w:r>
       <w:r>
         <w:rPr>
@@ -2027,14 +1944,7 @@
           <w:rStyle w:val="Strong"/>
           <w:rFonts w:asciiTheme="minorBidi" w:hAnsiTheme="minorBidi" w:cstheme="minorBidi"/>
         </w:rPr>
-        <w:t>.</w:t>
-      </w:r>
-      <w:r>
-        <w:rPr>
-          <w:rStyle w:val="Strong"/>
-          <w:rFonts w:asciiTheme="minorBidi" w:hAnsiTheme="minorBidi" w:cstheme="minorBidi"/>
-        </w:rPr>
-        <w:t>4.</w:t>
+        <w:t>.4.</w:t>
       </w:r>
       <w:r>
         <w:rPr>
@@ -2069,14 +1979,7 @@
           <w:rStyle w:val="Strong"/>
           <w:rFonts w:asciiTheme="minorBidi" w:hAnsiTheme="minorBidi" w:cstheme="minorBidi"/>
         </w:rPr>
-        <w:t>.</w:t>
-      </w:r>
-      <w:r>
-        <w:rPr>
-          <w:rStyle w:val="Strong"/>
-          <w:rFonts w:asciiTheme="minorBidi" w:hAnsiTheme="minorBidi" w:cstheme="minorBidi"/>
-        </w:rPr>
-        <w:t>5.</w:t>
+        <w:t>.5.</w:t>
       </w:r>
       <w:r>
         <w:rPr>
@@ -2089,14 +1992,7 @@
           <w:rFonts w:asciiTheme="minorBidi" w:hAnsiTheme="minorBidi" w:cstheme="minorBidi"/>
           <w:rtl/>
         </w:rPr>
-        <w:t xml:space="preserve"> </w:t>
-      </w:r>
-      <w:r>
-        <w:rPr>
-          <w:rFonts w:asciiTheme="minorBidi" w:hAnsiTheme="minorBidi" w:cstheme="minorBidi"/>
-          <w:rtl/>
-        </w:rPr>
-        <w:t>אפליקציה עם גרפים יכולה לעזור לי להבין מגמות ושינויים בסביבה בצורה ברורה יותר</w:t>
+        <w:t xml:space="preserve"> אפליקציה עם גרפים יכולה לעזור לי להבין מגמות ושינויים בסביבה בצורה ברורה יותר</w:t>
       </w:r>
       <w:r>
         <w:rPr>
@@ -2422,19 +2318,11 @@
         </w:rPr>
         <w:t>משתמש ב־</w:t>
       </w:r>
-      <w:proofErr w:type="spellStart"/>
-      <w:r>
-        <w:rPr>
-          <w:rFonts w:asciiTheme="minorBidi" w:hAnsiTheme="minorBidi" w:cstheme="minorBidi"/>
-        </w:rPr>
-        <w:t>Colab</w:t>
-      </w:r>
-      <w:proofErr w:type="spellEnd"/>
-      <w:r>
-        <w:rPr>
-          <w:rFonts w:asciiTheme="minorBidi" w:hAnsiTheme="minorBidi" w:cstheme="minorBidi"/>
-        </w:rPr>
-        <w:t xml:space="preserve"> </w:t>
+      <w:r>
+        <w:rPr>
+          <w:rFonts w:asciiTheme="minorBidi" w:hAnsiTheme="minorBidi" w:cstheme="minorBidi"/>
+        </w:rPr>
+        <w:t xml:space="preserve">Colab </w:t>
       </w:r>
       <w:r>
         <w:rPr>
@@ -2743,7 +2631,6 @@
         </w:rPr>
         <w:t>7.חיבור ל־</w:t>
       </w:r>
-      <w:proofErr w:type="spellStart"/>
       <w:r>
         <w:rPr>
           <w:rFonts w:ascii="Arial" w:hAnsi="Arial" w:cs="Arial"/>
@@ -2751,7 +2638,6 @@
         </w:rPr>
         <w:t>Colab</w:t>
       </w:r>
-      <w:proofErr w:type="spellEnd"/>
       <w:r>
         <w:rPr>
           <w:rFonts w:ascii="Arial" w:hAnsi="Arial" w:cs="Arial"/>
@@ -2903,7 +2789,6 @@
           <w:lang w:val="en-US"/>
         </w:rPr>
       </w:pPr>
-      <w:proofErr w:type="gramStart"/>
       <w:r>
         <w:rPr>
           <w:rFonts w:ascii="Times New Roman" w:eastAsia="Times New Roman" w:hAnsi="Symbol" w:cs="Times New Roman"/>
@@ -2930,26 +2815,54 @@
           <w:rtl/>
           <w:lang w:val="en-US"/>
         </w:rPr>
-        <w:t>המערכת</w:t>
-      </w:r>
-      <w:proofErr w:type="gramEnd"/>
+        <w:t>המערכת תתמקד באיסוף נתונים אקולוגיים בסיסיים וחשובים: טמפרטורה, לחות, עוצמת אור, איכות אוויר ולחות קרקע</w:t>
+      </w:r>
       <w:r>
         <w:rPr>
           <w:rFonts w:asciiTheme="minorBidi" w:eastAsia="Times New Roman" w:hAnsiTheme="minorBidi" w:cstheme="minorBidi"/>
           <w:sz w:val="24"/>
           <w:szCs w:val="24"/>
-          <w:rtl/>
           <w:lang w:val="en-US"/>
         </w:rPr>
-        <w:t xml:space="preserve"> תתמקד באיסוף נתונים אקולוגיים בסיסיים וחשובים: טמפרטורה, לחות, עוצמת אור, איכות אוויר ולחות קרקע</w:t>
-      </w:r>
-      <w:r>
+        <w:t xml:space="preserve">. </w:t>
+      </w:r>
+    </w:p>
+    <w:p>
+      <w:pPr>
+        <w:spacing w:after="0" w:line="240" w:lineRule="auto"/>
         <w:rPr>
           <w:rFonts w:asciiTheme="minorBidi" w:eastAsia="Times New Roman" w:hAnsiTheme="minorBidi" w:cstheme="minorBidi"/>
           <w:sz w:val="24"/>
           <w:szCs w:val="24"/>
           <w:lang w:val="en-US"/>
         </w:rPr>
+      </w:pPr>
+      <w:r>
+        <w:rPr>
+          <w:rFonts w:asciiTheme="minorBidi" w:eastAsia="Times New Roman" w:hAnsiTheme="minorBidi" w:cstheme="minorBidi"/>
+          <w:sz w:val="24"/>
+          <w:szCs w:val="24"/>
+          <w:lang w:val="en-US"/>
+        </w:rPr>
+        <w:t xml:space="preserve">  </w:t>
+      </w:r>
+      <w:r>
+        <w:rPr>
+          <w:rFonts w:asciiTheme="minorBidi" w:eastAsia="Times New Roman" w:hAnsiTheme="minorBidi" w:cstheme="minorBidi"/>
+          <w:sz w:val="24"/>
+          <w:szCs w:val="24"/>
+          <w:rtl/>
+          <w:lang w:val="en-US"/>
+        </w:rPr>
+        <w:t>הנתונים יוצגו בצורה פשוטה וברורה באמצעות גרפים, טבלאות ומפה של נקודות המדידה</w:t>
+      </w:r>
+      <w:r>
+        <w:rPr>
+          <w:rFonts w:asciiTheme="minorBidi" w:eastAsia="Times New Roman" w:hAnsiTheme="minorBidi" w:cstheme="minorBidi"/>
+          <w:sz w:val="24"/>
+          <w:szCs w:val="24"/>
+          <w:lang w:val="en-US"/>
+        </w:rPr>
         <w:t xml:space="preserve">. </w:t>
       </w:r>
     </w:p>
@@ -2963,7 +2876,6 @@
           <w:lang w:val="en-US"/>
         </w:rPr>
       </w:pPr>
-      <w:proofErr w:type="gramStart"/>
       <w:r>
         <w:rPr>
           <w:rFonts w:asciiTheme="minorBidi" w:eastAsia="Times New Roman" w:hAnsiTheme="minorBidi" w:cstheme="minorBidi"/>
@@ -2981,26 +2893,54 @@
           <w:rtl/>
           <w:lang w:val="en-US"/>
         </w:rPr>
-        <w:t>הנתונים</w:t>
-      </w:r>
-      <w:proofErr w:type="gramEnd"/>
+        <w:t>נוסיף התראות כאשר אחד המדדים חורג מהטווח התקין, כדי שהמשתמש יוכל לזהות בעיה בזמן</w:t>
+      </w:r>
       <w:r>
         <w:rPr>
           <w:rFonts w:asciiTheme="minorBidi" w:eastAsia="Times New Roman" w:hAnsiTheme="minorBidi" w:cstheme="minorBidi"/>
           <w:sz w:val="24"/>
           <w:szCs w:val="24"/>
-          <w:rtl/>
           <w:lang w:val="en-US"/>
         </w:rPr>
-        <w:t xml:space="preserve"> יוצגו בצורה פשוטה וברורה באמצעות גרפים, טבלאות ומפה של נקודות המדידה</w:t>
-      </w:r>
-      <w:r>
+        <w:t xml:space="preserve">. </w:t>
+      </w:r>
+    </w:p>
+    <w:p>
+      <w:pPr>
+        <w:spacing w:after="0" w:line="240" w:lineRule="auto"/>
         <w:rPr>
           <w:rFonts w:asciiTheme="minorBidi" w:eastAsia="Times New Roman" w:hAnsiTheme="minorBidi" w:cstheme="minorBidi"/>
           <w:sz w:val="24"/>
           <w:szCs w:val="24"/>
           <w:lang w:val="en-US"/>
         </w:rPr>
+      </w:pPr>
+      <w:r>
+        <w:rPr>
+          <w:rFonts w:asciiTheme="minorBidi" w:eastAsia="Times New Roman" w:hAnsiTheme="minorBidi" w:cstheme="minorBidi"/>
+          <w:sz w:val="24"/>
+          <w:szCs w:val="24"/>
+          <w:lang w:val="en-US"/>
+        </w:rPr>
+        <w:t xml:space="preserve">  </w:t>
+      </w:r>
+      <w:r>
+        <w:rPr>
+          <w:rFonts w:asciiTheme="minorBidi" w:eastAsia="Times New Roman" w:hAnsiTheme="minorBidi" w:cstheme="minorBidi"/>
+          <w:sz w:val="24"/>
+          <w:szCs w:val="24"/>
+          <w:rtl/>
+          <w:lang w:val="en-US"/>
+        </w:rPr>
+        <w:t>המערכת תאפשר השוואה בין אזורי מדידה שונים, כדי להבין איפה קיימים הבדלים סביבתיים</w:t>
+      </w:r>
+      <w:r>
+        <w:rPr>
+          <w:rFonts w:asciiTheme="minorBidi" w:eastAsia="Times New Roman" w:hAnsiTheme="minorBidi" w:cstheme="minorBidi"/>
+          <w:sz w:val="24"/>
+          <w:szCs w:val="24"/>
+          <w:lang w:val="en-US"/>
+        </w:rPr>
         <w:t xml:space="preserve">. </w:t>
       </w:r>
     </w:p>
@@ -3014,7 +2954,6 @@
           <w:lang w:val="en-US"/>
         </w:rPr>
       </w:pPr>
-      <w:proofErr w:type="gramStart"/>
       <w:r>
         <w:rPr>
           <w:rFonts w:asciiTheme="minorBidi" w:eastAsia="Times New Roman" w:hAnsiTheme="minorBidi" w:cstheme="minorBidi"/>
@@ -3032,120 +2971,7 @@
           <w:rtl/>
           <w:lang w:val="en-US"/>
         </w:rPr>
-        <w:t>נוסיף</w:t>
-      </w:r>
-      <w:proofErr w:type="gramEnd"/>
-      <w:r>
-        <w:rPr>
-          <w:rFonts w:asciiTheme="minorBidi" w:eastAsia="Times New Roman" w:hAnsiTheme="minorBidi" w:cstheme="minorBidi"/>
-          <w:sz w:val="24"/>
-          <w:szCs w:val="24"/>
-          <w:rtl/>
-          <w:lang w:val="en-US"/>
-        </w:rPr>
-        <w:t xml:space="preserve"> התראות כאשר אחד המדדים חורג מהטווח התקין, כדי שהמשתמש יוכל לזהות בעיה בזמן</w:t>
-      </w:r>
-      <w:r>
-        <w:rPr>
-          <w:rFonts w:asciiTheme="minorBidi" w:eastAsia="Times New Roman" w:hAnsiTheme="minorBidi" w:cstheme="minorBidi"/>
-          <w:sz w:val="24"/>
-          <w:szCs w:val="24"/>
-          <w:lang w:val="en-US"/>
-        </w:rPr>
-        <w:t xml:space="preserve">. </w:t>
-      </w:r>
-    </w:p>
-    <w:p>
-      <w:pPr>
-        <w:spacing w:after="0" w:line="240" w:lineRule="auto"/>
-        <w:rPr>
-          <w:rFonts w:asciiTheme="minorBidi" w:eastAsia="Times New Roman" w:hAnsiTheme="minorBidi" w:cstheme="minorBidi"/>
-          <w:sz w:val="24"/>
-          <w:szCs w:val="24"/>
-          <w:lang w:val="en-US"/>
-        </w:rPr>
-      </w:pPr>
-      <w:proofErr w:type="gramStart"/>
-      <w:r>
-        <w:rPr>
-          <w:rFonts w:asciiTheme="minorBidi" w:eastAsia="Times New Roman" w:hAnsiTheme="minorBidi" w:cstheme="minorBidi"/>
-          <w:sz w:val="24"/>
-          <w:szCs w:val="24"/>
-          <w:lang w:val="en-US"/>
-        </w:rPr>
-        <w:t xml:space="preserve">  </w:t>
-      </w:r>
-      <w:r>
-        <w:rPr>
-          <w:rFonts w:asciiTheme="minorBidi" w:eastAsia="Times New Roman" w:hAnsiTheme="minorBidi" w:cstheme="minorBidi"/>
-          <w:sz w:val="24"/>
-          <w:szCs w:val="24"/>
-          <w:rtl/>
-          <w:lang w:val="en-US"/>
-        </w:rPr>
-        <w:t>המערכת</w:t>
-      </w:r>
-      <w:proofErr w:type="gramEnd"/>
-      <w:r>
-        <w:rPr>
-          <w:rFonts w:asciiTheme="minorBidi" w:eastAsia="Times New Roman" w:hAnsiTheme="minorBidi" w:cstheme="minorBidi"/>
-          <w:sz w:val="24"/>
-          <w:szCs w:val="24"/>
-          <w:rtl/>
-          <w:lang w:val="en-US"/>
-        </w:rPr>
-        <w:t xml:space="preserve"> תאפשר השוואה בין אזורי מדידה שונים, כדי להבין איפה קיימים הבדלים סביבתיים</w:t>
-      </w:r>
-      <w:r>
-        <w:rPr>
-          <w:rFonts w:asciiTheme="minorBidi" w:eastAsia="Times New Roman" w:hAnsiTheme="minorBidi" w:cstheme="minorBidi"/>
-          <w:sz w:val="24"/>
-          <w:szCs w:val="24"/>
-          <w:lang w:val="en-US"/>
-        </w:rPr>
-        <w:t xml:space="preserve">. </w:t>
-      </w:r>
-    </w:p>
-    <w:p>
-      <w:pPr>
-        <w:spacing w:after="0" w:line="240" w:lineRule="auto"/>
-        <w:rPr>
-          <w:rFonts w:asciiTheme="minorBidi" w:eastAsia="Times New Roman" w:hAnsiTheme="minorBidi" w:cstheme="minorBidi"/>
-          <w:sz w:val="24"/>
-          <w:szCs w:val="24"/>
-          <w:lang w:val="en-US"/>
-        </w:rPr>
-      </w:pPr>
-      <w:proofErr w:type="gramStart"/>
-      <w:r>
-        <w:rPr>
-          <w:rFonts w:asciiTheme="minorBidi" w:eastAsia="Times New Roman" w:hAnsiTheme="minorBidi" w:cstheme="minorBidi"/>
-          <w:sz w:val="24"/>
-          <w:szCs w:val="24"/>
-          <w:lang w:val="en-US"/>
-        </w:rPr>
-        <w:t xml:space="preserve">  </w:t>
-      </w:r>
-      <w:r>
-        <w:rPr>
-          <w:rFonts w:asciiTheme="minorBidi" w:eastAsia="Times New Roman" w:hAnsiTheme="minorBidi" w:cstheme="minorBidi"/>
-          <w:sz w:val="24"/>
-          <w:szCs w:val="24"/>
-          <w:rtl/>
-          <w:lang w:val="en-US"/>
-        </w:rPr>
-        <w:t>בסיום</w:t>
-      </w:r>
-      <w:proofErr w:type="gramEnd"/>
-      <w:r>
-        <w:rPr>
-          <w:rFonts w:asciiTheme="minorBidi" w:eastAsia="Times New Roman" w:hAnsiTheme="minorBidi" w:cstheme="minorBidi"/>
-          <w:sz w:val="24"/>
-          <w:szCs w:val="24"/>
-          <w:rtl/>
-          <w:lang w:val="en-US"/>
-        </w:rPr>
-        <w:t xml:space="preserve"> המדידה המערכת תיצור דוח סיכום קצר עם הנתונים המרכזיים והמסקנות הראשוניות</w:t>
+        <w:t>בסיום המדידה המערכת תיצור דוח סיכום קצר עם הנתונים המרכזיים והמסקנות הראשוניות</w:t>
       </w:r>
       <w:r>
         <w:rPr>
@@ -3169,7 +2995,6 @@
           <w:lang w:val="en-US"/>
         </w:rPr>
       </w:pPr>
-      <w:proofErr w:type="gramStart"/>
       <w:r>
         <w:rPr>
           <w:rFonts w:asciiTheme="minorBidi" w:eastAsia="Times New Roman" w:hAnsiTheme="minorBidi" w:cstheme="minorBidi"/>
@@ -3187,47 +3012,16 @@
           <w:rtl/>
           <w:lang w:val="en-US"/>
         </w:rPr>
-        <w:t>הנתונים</w:t>
-      </w:r>
-      <w:proofErr w:type="gramEnd"/>
+        <w:t>הנתונים יוכלו להתחבר ל־</w:t>
+      </w:r>
       <w:r>
         <w:rPr>
           <w:rFonts w:asciiTheme="minorBidi" w:eastAsia="Times New Roman" w:hAnsiTheme="minorBidi" w:cstheme="minorBidi"/>
           <w:sz w:val="24"/>
           <w:szCs w:val="24"/>
-          <w:rtl/>
           <w:lang w:val="en-US"/>
         </w:rPr>
-        <w:t xml:space="preserve"> יוכלו להתחבר ל־</w:t>
-      </w:r>
-      <w:r>
-        <w:rPr>
-          <w:rFonts w:asciiTheme="minorBidi" w:eastAsia="Times New Roman" w:hAnsiTheme="minorBidi" w:cstheme="minorBidi"/>
-          <w:sz w:val="24"/>
-          <w:szCs w:val="24"/>
-          <w:lang w:val="en-US"/>
-        </w:rPr>
-        <w:t xml:space="preserve">Google </w:t>
-      </w:r>
-      <w:proofErr w:type="spellStart"/>
-      <w:r>
-        <w:rPr>
-          <w:rFonts w:asciiTheme="minorBidi" w:eastAsia="Times New Roman" w:hAnsiTheme="minorBidi" w:cstheme="minorBidi"/>
-          <w:sz w:val="24"/>
-          <w:szCs w:val="24"/>
-          <w:lang w:val="en-US"/>
-        </w:rPr>
-        <w:t>Colab</w:t>
-      </w:r>
-      <w:proofErr w:type="spellEnd"/>
-      <w:r>
-        <w:rPr>
-          <w:rFonts w:asciiTheme="minorBidi" w:eastAsia="Times New Roman" w:hAnsiTheme="minorBidi" w:cstheme="minorBidi"/>
-          <w:sz w:val="24"/>
-          <w:szCs w:val="24"/>
-          <w:lang w:val="en-US"/>
-        </w:rPr>
-        <w:t xml:space="preserve"> </w:t>
+        <w:t xml:space="preserve">Google Colab </w:t>
       </w:r>
       <w:r>
         <w:rPr>
@@ -3254,7 +3048,7 @@
         <w:spacing w:after="0"/>
         <w:ind w:left="360"/>
         <w:rPr>
-          <w:rFonts w:ascii="Arial" w:eastAsia="Arial" w:hAnsi="Arial" w:cs="Arial" w:hint="cs"/>
+          <w:rFonts w:ascii="Arial" w:eastAsia="Arial" w:hAnsi="Arial" w:cs="Arial"/>
           <w:sz w:val="24"/>
           <w:szCs w:val="24"/>
           <w:rtl/>
@@ -3290,7 +3084,7 @@
         </w:numPr>
         <w:spacing w:after="0"/>
         <w:rPr>
-          <w:rFonts w:ascii="Arial" w:eastAsia="Arial" w:hAnsi="Arial" w:cs="Arial" w:hint="cs"/>
+          <w:rFonts w:ascii="Arial" w:eastAsia="Arial" w:hAnsi="Arial" w:cs="Arial"/>
           <w:sz w:val="24"/>
           <w:szCs w:val="24"/>
           <w:rtl/>
@@ -3800,7 +3594,7 @@
     <w:p>
       <w:pPr>
         <w:rPr>
-          <w:rFonts w:ascii="Arial" w:eastAsia="Arial" w:hAnsi="Arial" w:cs="Arial" w:hint="cs"/>
+          <w:rFonts w:ascii="Arial" w:eastAsia="Arial" w:hAnsi="Arial" w:cs="Arial"/>
           <w:sz w:val="24"/>
           <w:szCs w:val="24"/>
           <w:rtl/>
@@ -4575,21 +4369,7 @@
         <w:rPr>
           <w:rFonts w:asciiTheme="minorBidi" w:hAnsiTheme="minorBidi" w:cstheme="minorBidi"/>
         </w:rPr>
-        <w:t xml:space="preserve">, </w:t>
-      </w:r>
-      <w:proofErr w:type="spellStart"/>
-      <w:r>
-        <w:rPr>
-          <w:rFonts w:asciiTheme="minorBidi" w:hAnsiTheme="minorBidi" w:cstheme="minorBidi"/>
-        </w:rPr>
-        <w:t>EcoBot</w:t>
-      </w:r>
-      <w:proofErr w:type="spellEnd"/>
-      <w:r>
-        <w:rPr>
-          <w:rFonts w:asciiTheme="minorBidi" w:hAnsiTheme="minorBidi" w:cstheme="minorBidi"/>
-        </w:rPr>
-        <w:t xml:space="preserve"> </w:t>
+        <w:t xml:space="preserve">, EcoBot </w:t>
       </w:r>
       <w:r>
         <w:rPr>
@@ -4653,21 +4433,7 @@
         <w:rPr>
           <w:rFonts w:asciiTheme="minorBidi" w:hAnsiTheme="minorBidi" w:cstheme="minorBidi"/>
         </w:rPr>
-        <w:t xml:space="preserve"> </w:t>
-      </w:r>
-      <w:proofErr w:type="spellStart"/>
-      <w:r>
-        <w:rPr>
-          <w:rFonts w:asciiTheme="minorBidi" w:hAnsiTheme="minorBidi" w:cstheme="minorBidi"/>
-        </w:rPr>
-        <w:t>EcoBot</w:t>
-      </w:r>
-      <w:proofErr w:type="spellEnd"/>
-      <w:r>
-        <w:rPr>
-          <w:rFonts w:asciiTheme="minorBidi" w:hAnsiTheme="minorBidi" w:cstheme="minorBidi"/>
-        </w:rPr>
-        <w:t>.</w:t>
+        <w:t xml:space="preserve"> EcoBot.</w:t>
       </w:r>
     </w:p>
     <w:p>
@@ -5096,21 +4862,7 @@
         <w:rPr>
           <w:rFonts w:asciiTheme="minorBidi" w:hAnsiTheme="minorBidi" w:cstheme="minorBidi"/>
         </w:rPr>
-        <w:t xml:space="preserve"> </w:t>
-      </w:r>
-      <w:proofErr w:type="spellStart"/>
-      <w:r>
-        <w:rPr>
-          <w:rFonts w:asciiTheme="minorBidi" w:hAnsiTheme="minorBidi" w:cstheme="minorBidi"/>
-        </w:rPr>
-        <w:t>EcoBot</w:t>
-      </w:r>
-      <w:proofErr w:type="spellEnd"/>
-      <w:r>
-        <w:rPr>
-          <w:rFonts w:asciiTheme="minorBidi" w:hAnsiTheme="minorBidi" w:cstheme="minorBidi"/>
-        </w:rPr>
-        <w:t xml:space="preserve"> </w:t>
+        <w:t xml:space="preserve"> EcoBot </w:t>
       </w:r>
       <w:r>
         <w:rPr>
@@ -5221,16 +4973,63 @@
         <w:spacing w:after="0"/>
         <w:ind w:left="360"/>
         <w:rPr>
+          <w:rFonts w:ascii="Arial" w:eastAsia="Arial" w:hAnsi="Arial" w:cs="Arial"/>
+          <w:sz w:val="24"/>
+          <w:szCs w:val="24"/>
+          <w:rtl/>
+        </w:rPr>
+      </w:pPr>
+    </w:p>
+    <w:p>
+      <w:pPr>
+        <w:spacing w:after="0"/>
+        <w:rPr>
+          <w:rFonts w:ascii="Arial" w:eastAsia="Arial" w:hAnsi="Arial" w:cs="Arial"/>
+          <w:sz w:val="24"/>
+          <w:szCs w:val="24"/>
+          <w:rtl/>
+          <w:lang w:val="en-US"/>
+        </w:rPr>
+      </w:pPr>
+    </w:p>
+    <w:p>
+      <w:pPr>
+        <w:rPr>
+          <w:rFonts w:ascii="Arial" w:eastAsia="Arial" w:hAnsi="Arial" w:cs="Arial"/>
+          <w:sz w:val="24"/>
+          <w:szCs w:val="24"/>
+          <w:rtl/>
+          <w:lang w:val="en-US"/>
+        </w:rPr>
+      </w:pPr>
+      <w:r>
+        <w:rPr>
           <w:rFonts w:ascii="Arial" w:eastAsia="Arial" w:hAnsi="Arial" w:cs="Arial" w:hint="cs"/>
           <w:sz w:val="24"/>
           <w:szCs w:val="24"/>
           <w:rtl/>
         </w:rPr>
-      </w:pPr>
-    </w:p>
-    <w:p>
-      <w:pPr>
-        <w:spacing w:after="0"/>
+        <w:t xml:space="preserve">העליתי אותו ל </w:t>
+      </w:r>
+      <w:r>
+        <w:rPr>
+          <w:rFonts w:ascii="Arial" w:eastAsia="Arial" w:hAnsi="Arial" w:cs="Arial"/>
+          <w:sz w:val="24"/>
+          <w:szCs w:val="24"/>
+          <w:lang w:val="en-US"/>
+        </w:rPr>
+        <w:t xml:space="preserve">github  </w:t>
+      </w:r>
+      <w:r>
+        <w:rPr>
+          <w:rFonts w:ascii="Arial" w:eastAsia="Arial" w:hAnsi="Arial" w:cs="Arial"/>
+          <w:sz w:val="24"/>
+          <w:szCs w:val="24"/>
+          <w:lang w:val="en-US"/>
+        </w:rPr>
+        <w:br/>
+      </w:r>
+      <w:r>
         <w:rPr>
           <w:rFonts w:ascii="Arial" w:eastAsia="Arial" w:hAnsi="Arial" w:cs="Arial" w:hint="cs"/>
           <w:sz w:val="24"/>
@@ -5238,94 +5037,16 @@
           <w:rtl/>
           <w:lang w:val="en-US"/>
         </w:rPr>
-      </w:pPr>
-    </w:p>
-    <w:p>
-      <w:pPr>
-        <w:rPr>
-          <w:rFonts w:ascii="Arial" w:eastAsia="Arial" w:hAnsi="Arial" w:cs="Arial" w:hint="cs"/>
-          <w:sz w:val="24"/>
-          <w:szCs w:val="24"/>
-          <w:rtl/>
+        <w:t xml:space="preserve">שם הקובץ : </w:t>
+      </w:r>
+      <w:r>
+        <w:rPr>
+          <w:rFonts w:ascii="Arial" w:eastAsia="Arial" w:hAnsi="Arial" w:cs="Arial"/>
+          <w:sz w:val="24"/>
+          <w:szCs w:val="24"/>
           <w:lang w:val="en-US"/>
         </w:rPr>
-      </w:pPr>
-      <w:r>
-        <w:rPr>
-          <w:rFonts w:ascii="Arial" w:eastAsia="Arial" w:hAnsi="Arial" w:cs="Arial" w:hint="cs"/>
-          <w:sz w:val="24"/>
-          <w:szCs w:val="24"/>
-          <w:rtl/>
-        </w:rPr>
-        <w:t xml:space="preserve">העליתי אותו ל </w:t>
-      </w:r>
-      <w:proofErr w:type="spellStart"/>
-      <w:r>
-        <w:rPr>
-          <w:rFonts w:ascii="Arial" w:eastAsia="Arial" w:hAnsi="Arial" w:cs="Arial"/>
-          <w:sz w:val="24"/>
-          <w:szCs w:val="24"/>
-          <w:lang w:val="en-US"/>
-        </w:rPr>
-        <w:t>github</w:t>
-      </w:r>
-      <w:proofErr w:type="spellEnd"/>
-      <w:r>
-        <w:rPr>
-          <w:rFonts w:ascii="Arial" w:eastAsia="Arial" w:hAnsi="Arial" w:cs="Arial"/>
-          <w:sz w:val="24"/>
-          <w:szCs w:val="24"/>
-          <w:lang w:val="en-US"/>
-        </w:rPr>
-        <w:t xml:space="preserve">  </w:t>
-      </w:r>
-      <w:r>
-        <w:rPr>
-          <w:rFonts w:ascii="Arial" w:eastAsia="Arial" w:hAnsi="Arial" w:cs="Arial"/>
-          <w:sz w:val="24"/>
-          <w:szCs w:val="24"/>
-          <w:lang w:val="en-US"/>
-        </w:rPr>
-        <w:br/>
-      </w:r>
-      <w:r>
-        <w:rPr>
-          <w:rFonts w:ascii="Arial" w:eastAsia="Arial" w:hAnsi="Arial" w:cs="Arial" w:hint="cs"/>
-          <w:sz w:val="24"/>
-          <w:szCs w:val="24"/>
-          <w:rtl/>
-          <w:lang w:val="en-US"/>
-        </w:rPr>
-        <w:t xml:space="preserve">שם הקובץ : </w:t>
-      </w:r>
-      <w:r>
-        <w:rPr>
-          <w:rFonts w:ascii="Arial" w:eastAsia="Arial" w:hAnsi="Arial" w:cs="Arial"/>
-          <w:sz w:val="24"/>
-          <w:szCs w:val="24"/>
-          <w:lang w:val="en-US"/>
-        </w:rPr>
-        <w:t xml:space="preserve">from </w:t>
-      </w:r>
-      <w:proofErr w:type="spellStart"/>
-      <w:r>
-        <w:rPr>
-          <w:rFonts w:ascii="Arial" w:eastAsia="Arial" w:hAnsi="Arial" w:cs="Arial"/>
-          <w:sz w:val="24"/>
-          <w:szCs w:val="24"/>
-          <w:lang w:val="en-US"/>
-        </w:rPr>
-        <w:t>sentence_transformers</w:t>
-      </w:r>
-      <w:proofErr w:type="spellEnd"/>
-      <w:r>
-        <w:rPr>
-          <w:rFonts w:ascii="Arial" w:eastAsia="Arial" w:hAnsi="Arial" w:cs="Arial"/>
-          <w:sz w:val="24"/>
-          <w:szCs w:val="24"/>
-          <w:lang w:val="en-US"/>
-        </w:rPr>
-        <w:t xml:space="preserve"> import S.txt</w:t>
+        <w:t>from sentence_transformers import S.txt</w:t>
       </w:r>
     </w:p>
     <w:p>
